--- a/交付成果/第三轮修订版/第三轮4周版/读书会06_四念处（一）身念处_4周资料包（第三版修订）/Word版/第3周_身念处·三十二身分与界作意_学员版.docx
+++ b/交付成果/第三轮修订版/第三轮4周版/读书会06_四念处（一）身念处_4周资料包（第三版修订）/Word版/第3周_身念处·三十二身分与界作意_学员版.docx
@@ -3562,7 +3562,7 @@
                 <w:color w:val="333333"/>
                 <w:sz w:val="22"/>
               </w:rPr>
-              <w:t>[00:05:46.300] 第二一个呢，就是说他在这身体的什么样的位置啊，那前后左右各（是）什么其他的身分？然后它是什么样的颜色，然后它是什么样的形状啊。也就是说，它的色、它的颜色、它的形状、它的方位啊，它的处所以及它跟其他（身分）之间的界限啊。还有，我们要确定它的这种色、（香）、（味）、（所依）处（等），五种厌恶性（转写为"色淫香出处，五种厌恶性"，存疑）。好，也就是说，这个每一种都有它的厌恶性（可厌性）。</w:t>
+              <w:t>[00:05:46.300] 第二一个呢，就是说他在这身体的什么样的位置啊，那前后左右各（是）什么其他的身分？然后它是什么样的颜色，然后它是什么样的形状啊。也就是说，它的色、它的颜色、它的形状、它的方位啊，它的处所以及它跟其他（身分）之间的界限啊。还有，我们要确定它的这种色、形、香、所依、处所（等），五种厌恶性（转写为"色淫香出处，五种厌恶性"）。好，也就是说，这个每一种都有它的厌恶性（可厌性）。</w:t>
             </w:r>
           </w:p>
         </w:tc>
@@ -6193,7 +6193,7 @@
                 <w:color w:val="333333"/>
                 <w:sz w:val="22"/>
               </w:rPr>
-              <w:t>[00:12:36.840] 然后（再往下，原转写作"床头"，存疑）：头发、体毛、指甲、牙齿、皮肤，肌肉、筋腱、骨头，骨髓、肾（原转写作"骨髓算"），心、肝（原转写作"天干"）、膜、脾（转写作"皮"），同时感受一下，专注。再往下是肠：小肠、大肠（转写作"大寒"），肠间膜（转写作"肠结膜"）有状的东西；然后是胃中物（转写作"微生物"）——胃里的没有完全消化的食物；然后是粪便（转写作"色"），就是肛门以上。（在升结肠处觉察，原转写作"数觉察"，存疑）——就是左边啊，肛门以上、腹股沟顺着上来的那一段，去觉察，那里有很多粪便。</w:t>
+              <w:t>[00:12:36.840] 然后（原转写作"床头"，实为"从头"）从头：头发、体毛、指甲、牙齿、皮肤，肌肉、筋腱、骨头，骨髓、肾（原转写作"骨髓算"），心、肝（原转写作"天干"）、膜、脾（转写作"皮"），同时感受一下，专注。再往下是肠：小肠、大肠（转写作"大寒"），肠间膜（转写作"肠结膜"）有状的东西；然后是胃中物（转写作"微生物"）——胃里的没有完全消化的食物；然后是粪便（转写作"色"），就是肛门以上。（在结肠处觉察，原转写作"数觉察"）——就是左边啊，肛门以上、腹股沟顺着上来的那一段，去觉察，那里有很多粪便。</w:t>
             </w:r>
           </w:p>
         </w:tc>
@@ -6241,7 +6241,7 @@
                 <w:color w:val="333333"/>
                 <w:sz w:val="22"/>
               </w:rPr>
-              <w:t>[00:14:12.900] 然后是脑——大脑、脑髓。肠（转写作"肠粘膜"，存疑）、胃中物（转写作"胃生物"）、粪便、尿（原转写为"B.鸟挠"，乱，存疑），（这些）五个一起看一下，感受一下。这些是固态的、地界为主的身分（转写作"身高"）。合起来（转写作"喝起来"）感觉：头发、体毛、指甲、牙齿、皮肤；撑开（看）肌肉、筋腱（转写作"进线"）、骨头、骨髓、肾；心脏（原转写作"改成开心"，存疑）、肝（转写作"干"）、膜（转写作"魔"）、脾（转写作"皮"）。</w:t>
+              <w:t>[00:14:12.900] 然后是脑——大脑、脑髓。肠、肠间膜（转写作"肠粘膜"）、胃中物（转写作"胃生物"）、粪便、尿（原转写为"B.鸟挠"，已核订正），（这些）五个一起看一下，感受一下。这些是固态的、地界为主的身分（转写作"身高"）。合起来（转写作"喝起来"）感觉：头发、体毛、指甲、牙齿、皮肤；撑开（看）肌肉、筋腱（转写作"进线"）、骨头、骨髓、肾；心脏（原转写作"改成开心"，存疑）、肝（转写作"干"）、膜（转写作"魔"）、脾（转写作"皮"）。</w:t>
             </w:r>
           </w:p>
         </w:tc>
@@ -6433,7 +6433,7 @@
                 <w:color w:val="333333"/>
                 <w:sz w:val="22"/>
               </w:rPr>
-              <w:t>[00:19:25.000] （最后一组，原转写开头乱，存疑）：眼泪、膏脂（转写作"高知"）。膏脂就是脸上和身体（表面）那个油，从毛孔里冒出来的油脂。鼻涕，（平时）留在鼻腔里面（原转写"虽然没有留在鼻腔里面，有"，存疑）。唾液，口腔里的唾液。关节滑液，每个关节里面、每个关节中间都有那个黄色的滑液。最后是膀胱里的尿（原转写作"主要是膀胱里的尿"）。好，全身把体毛（转写作"羽毛"）、指甲、牙齿、皮肤合起来，感受一下，撑开（转写作"重开"，存疑），里面有肌肉、筋腱、骨头、骨髓。</w:t>
+              <w:t>[00:19:25.000] （最后一组，原转写开头乱，存疑）：眼泪、膏脂（转写作"高知"）。膏脂就是脸上和身体（表面）那个油，从毛孔里冒出来的油脂。鼻涕，（是往外流的，）没有留在鼻腔里面（原转写"虽然没有留在鼻腔里面，有"）。唾液，口腔里的唾液。关节滑液，每个关节里面、每个关节中间都有那个黄色的滑液。最后是膀胱里的尿（原转写作"主要是膀胱里的尿"）。好，全身把体毛（转写作"羽毛"）、指甲、牙齿、皮肤合起来，感受一下，撑开（转写作"重开"，存疑），里面有肌肉、筋腱、骨头、骨髓。</w:t>
             </w:r>
           </w:p>
         </w:tc>

--- a/交付成果/第三轮修订版/第三轮4周版/读书会06_四念处（一）身念处_4周资料包（第三版修订）/Word版/第3周_身念处·三十二身分与界作意_学员版.docx
+++ b/交付成果/第三轮修订版/第三轮4周版/读书会06_四念处（一）身念处_4周资料包（第三版修订）/Word版/第3周_身念处·三十二身分与界作意_学员版.docx
@@ -3407,7 +3407,7 @@
                 <w:color w:val="333333"/>
                 <w:sz w:val="22"/>
               </w:rPr>
-              <w:t>[00:01:27.270] 那从经文上来看呢，是：『诸比库，比库对此，从脚底以上，从发顶以下、为皮肤所包的身体，观察充满种种之不净：于此身中，头发、身毛、指甲、牙齿、皮肤、肌肉、筋腱、骨、骨髓、肾、心、肝、膜、脾、肺、肠、肠间膜、胃中物、粪便、胆汁、痰、脓、血、汗、脂肪、泪、油膏、唾液、鼻涕、关节滑液、尿。』就像这个经我所教导的这样，以正念观照身体中的各种不净的修行方法呢，称为叫不净修习，也有（译）为可厌作意（转写为"也有发挥成可验作用"）。那么这种修行方法呢，是外道所没有的，只有在佛陀出现世间的时候才有。</w:t>
+              <w:t>[00:01:27.270] 那从经文上来看呢，是：『诸比库，比库对此，从脚底以上，从发顶以下、为皮肤所包的身体，观察充满种种之不净：于此身中，头发、身毛、指甲、牙齿、皮肤、肌肉、筋腱、骨、骨髓、肾、心、肝、膜、脾、肺、肠、肠间膜、胃中物、粪便、胆汁、痰、脓、血、汗、脂肪、泪、油膏、唾液、鼻涕、关节滑液、尿。』就像这个经我所教导的这样，以正念观照身体中的各种不净的修行方法呢，称为叫不净修习，也有（译）为可厌作意。那么这种修行方法呢，是外道所没有的，只有在佛陀出现世间的时候才有。</w:t>
             </w:r>
           </w:p>
         </w:tc>
@@ -3455,7 +3455,7 @@
                 <w:color w:val="333333"/>
                 <w:sz w:val="22"/>
               </w:rPr>
-              <w:t>[00:02:35.200] 那么这种观身不净的正念呢，它将带来六种利益啊。第一个呢，是大悚惧啊。第二就是大瑜伽安稳，就是可以入定啊。第三个呢，是大正念与正知啊。第四个是获得智见、和智慧的见解。第五个是当下的安乐住处。第六个（转写作"第五个"）是现证智慧与解脱之果，就证阿拉汉（道果）（转写为"就证阿耨"）。</w:t>
+              <w:t>[00:02:35.200] 那么这种观身不净的正念呢，它将带来六种利益啊。第一个呢，是大悚惧啊。第二就是大瑜伽安稳，就是可以入定啊。第三个呢，是大正念与正知啊。第四个是获得智见、和智慧的见解。第五个是当下的安乐住处。第六个是现证智慧与解脱之果，就证阿拉汉（道果）。</w:t>
             </w:r>
           </w:p>
         </w:tc>
@@ -3562,7 +3562,7 @@
                 <w:color w:val="333333"/>
                 <w:sz w:val="22"/>
               </w:rPr>
-              <w:t>[00:05:46.300] 第二一个呢，就是说他在这身体的什么样的位置啊，那前后左右各（是）什么其他的身分？然后它是什么样的颜色，然后它是什么样的形状啊。也就是说，它的色、它的颜色、它的形状、它的方位啊，它的处所以及它跟其他（身分）之间的界限啊。还有，我们要确定它的这种色、形、香、所依、处所（等），五种厌恶性（转写为"色淫香出处，五种厌恶性"）。好，也就是说，这个每一种都有它的厌恶性（可厌性）。</w:t>
+              <w:t>[00:05:46.300] 第二一个呢，就是说他在这身体的什么样的位置啊，那前后左右各（是）什么其他的身分？然后它是什么样的颜色，然后它是什么样的形状啊。也就是说，它的色、它的颜色、它的形状、它的方位啊，它的处所以及它跟其他（身分）之间的界限啊。还有，我们要确定它的这种色、形、香、所依、处所（等），五种厌恶性。好，也就是说，这个每一种都有它的厌恶性（可厌性）。</w:t>
             </w:r>
           </w:p>
         </w:tc>
@@ -4536,7 +4536,7 @@
                 <w:color w:val="333333"/>
                 <w:sz w:val="22"/>
               </w:rPr>
-              <w:t>[00:01:38.320] 那三十二身分呢？也称为啊，（可）厌（作）意（转写为"真自恋"，存疑），也称为厌恶作意的修法。那么三十二身分，大家都很熟悉了哈，其实啊，大部分都听过啊。它就是取从头发到尿的这三十二（个）身体的（部）分啊，来作为（所缘）啊，达到对这些身体的这个不（净的）厌恶啊，厌恶这个可厌（感的生）起啊。另外一个呢，我们可以通过三十二身分啊成就初禅，每一个身分的厌恶作意都可以成就初禅。</w:t>
+              <w:t>[00:01:38.320] 那三十二身分呢？也称为啊，（可）厌（作）意，也称为厌恶作意的修法。那么三十二身分，大家都很熟悉了哈，其实啊，大部分都听过啊。它就是取从头发到尿的这三十二（个）身体的（部）分啊，来作为（所缘）啊，达到对这些身体的这个不（净的）厌恶啊，厌恶这个可厌（感的生）起啊。另外一个呢，我们可以通过三十二身分啊成就初禅，每一个身分的厌恶作意都可以成就初禅。</w:t>
             </w:r>
           </w:p>
         </w:tc>
@@ -4691,7 +4691,7 @@
                 <w:color w:val="333333"/>
                 <w:sz w:val="22"/>
               </w:rPr>
-              <w:t>[00:03:38.120] 那在《清净道论》里面呢，三十二身分呢，有七种修习的方法（转写作"休息的方法"）。一种呢，就是反复的念诵三十二身分；第二种呢，是反复的记忆三十二身分；第三个呢，是依照颜色来确定三十二身分；第四个呢，是依照形状来确定各个身分；第五个呢，是依照它的位置——是在肚脐的上方还是下方来确定它的身分；第六个是依照它在身体中所占的部位啊来确定它的身分；第七个呢，是以它跟其他的身分之间的界限来确定他自己的身分啊。</w:t>
+              <w:t>[00:03:38.120] 那在《清净道论》里面呢，三十二身分呢，有七种修习的方法。一种呢，就是反复的念诵三十二身分；第二种呢，是反复的记忆三十二身分；第三个呢，是依照颜色来确定三十二身分；第四个呢，是依照形状来确定各个身分；第五个呢，是依照它的位置——是在肚脐的上方还是下方来确定它的身分；第六个是依照它在身体中所占的部位啊来确定它的身分；第七个呢，是以它跟其他的身分之间的界限来确定他自己的身分啊。</w:t>
             </w:r>
           </w:p>
         </w:tc>
@@ -4857,7 +4857,7 @@
                 <w:color w:val="333333"/>
                 <w:sz w:val="22"/>
               </w:rPr>
-              <w:t>[00:33:19.320] 然后，我们回到我们的心脏那个位置啊，跟心（讲）啊。那我们现在开始要啊修习三十二身分啊。学习三十二身分呢，我们是用我们的意门啊，用我们的心来去（知道）三十二身分啊。那你回到心脏那个位置……想象，去（到）我们头发。从心里面往上去，想一根头发或一撮头发（转写为"改善一根头发"）。从毛囊啊向外看出去。然后整体的头发——整个脑袋的头发你知道一下。能知道多少（算）多少，不用刻意地希望它清楚。在我们定力还不明显的时候，还不强的时候呢，不会清楚。但你知道你有头发啊，你头发毛囊呢，是白白的，然后向外延展，你的头发呢，是可厌的。然后再回到心脏。</w:t>
+              <w:t>[00:33:19.320] 然后，我们回到我们的心脏那个位置啊，跟心（讲）啊。那我们现在开始要啊修习三十二身分啊。学习三十二身分呢，我们是用我们的意门啊，用我们的心来去（知道）三十二身分啊。那你回到心脏那个位置……想象，去（到）我们头发。从心里面往上去，想一根头发或一撮头发。从毛囊啊向外看出去。然后整体的头发——整个脑袋的头发你知道一下。能知道多少（算）多少，不用刻意地希望它清楚。在我们定力还不明显的时候，还不强的时候呢，不会清楚。但你知道你有头发啊，你头发毛囊呢，是白白的，然后向外延展，你的头发呢，是可厌的。然后再回到心脏。</w:t>
             </w:r>
           </w:p>
         </w:tc>
@@ -5905,7 +5905,7 @@
                 <w:color w:val="333333"/>
                 <w:sz w:val="22"/>
               </w:rPr>
-              <w:t>[00:04:12.840] 讲一下你的上牙床。两边的臼齿（转写作"朝阳"）。全面的牙齿。从牙齿根部往外看，或者平行地看进去，包含（了）牙根，尖尖的牙根，上牙床，上牙（两侧）的牙齿，上下（转写作"转转"，存疑）合起来的牙齿。一起想一下头发、体毛（转写作"腿毛"）、指甲、牙齿合起来，感觉（原转写作"感觉也挺"，存疑；转写至此中断）。</w:t>
+              <w:t>[00:04:12.840] 讲一下你的上牙床。两边的臼齿。全面的牙齿。从牙齿根部往外看，或者平行地看进去，包含（了）牙根，尖尖的牙根，上牙床，上牙（两侧）的牙齿，上下合起来的牙齿。一起想一下头发、体毛、指甲、牙齿合起来，感觉。</w:t>
             </w:r>
           </w:p>
         </w:tc>
@@ -5953,7 +5953,7 @@
                 <w:color w:val="333333"/>
                 <w:sz w:val="22"/>
               </w:rPr>
-              <w:t>[00:05:13.560] 比如，从头皮、脸皮、肩部的皮、双手的皮（转写作"双手的提"）、前胸一直下来到腹部、后背接下来到腰胯（转写作"阳魂"，存疑）的所有的皮、腿部的皮，也是到脚底的皮。体会一下，全身就是一张皮。头发、体毛（转写作"羽毛"）、指甲、牙齿、皮肤，它有个轮廓。整体的感受一下，能不能够体会这一堆东西？有一个人的轮廓，在那个位置有那些相状。然后是肌肉。</w:t>
+              <w:t>[00:05:13.560] 比如，从头皮、脸皮、肩部的皮、双手的皮、前胸一直下来到腹部、后背接下来到腰胯的所有的皮、腿部的皮，也是到脚底的皮。体会一下，全身就是一张皮。头发、体毛、指甲、牙齿、皮肤，它有个轮廓。整体的感受一下，能不能够体会这一堆东西？有一个人的轮廓，在那个位置有那些相状。然后是肌肉。</w:t>
             </w:r>
           </w:p>
         </w:tc>
@@ -6001,7 +6001,7 @@
                 <w:color w:val="333333"/>
                 <w:sz w:val="22"/>
               </w:rPr>
-              <w:t>[00:06:31.420] 可以从手臂的肌肉开始。上背、下背，脸部的肌肉，前胸的肌肉、后背的肌肉，腰部的肌肉、臀部的肌肉，大腿小腿的肌肉。就像剥了皮的羊，或者剥了皮的牛羊，就是全身红红的，但是白色斑斑点点，因为它有些筋腱（转写作"金金腱"，存疑）。你全身的肌肉，肌肉之间有白的肌腱（转写作"有半的肌腱"，存疑），全身的筋腱（转写作"经卷"）。肌肉往里（收，原转写作"肌肉往里吃"，存疑；转写至此中断）。</w:t>
+              <w:t>[00:06:31.420] 可以从手臂的肌肉开始。上背、下背，脸部的肌肉，前胸的肌肉、后背的肌肉，腰部的肌肉、臀部的肌肉，大腿小腿的肌肉。就像剥了皮的羊，或者剥了皮的牛羊，就是全身红红的，但是白色斑斑点点，因为它有些筋腱。你全身的肌肉，肌肉之间有白的肌腱，全身的筋腱。肌肉往里。</w:t>
             </w:r>
           </w:p>
         </w:tc>
@@ -6049,7 +6049,7 @@
                 <w:color w:val="333333"/>
                 <w:sz w:val="22"/>
               </w:rPr>
-              <w:t>[00:07:51.800] 骨头。包括（转写作"包狗"，存疑）：颈椎骨、肩胛骨、手臂骨到手指骨、前胸的肋骨、后背的肋骨、脊柱，腰的脊柱，腰椎啊胸椎腰椎，盆骨、骨盆，我们讲八牢背后（原转写如此，存疑）的那个尾椎骨，大腿骨（转写作"大回谷"，存疑）……就是脚掌脚趾。你感觉那个肉跟骨头分离、筋腱分离，中间是一个骨架，肌肉筋腱（转写作"肌肉中腱"，存疑）呢，分开一点点，这样全身都能感受到那个。</w:t>
+              <w:t>[00:07:51.800] 骨头。包括：颈椎骨、肩胛骨、手臂骨到手指骨、前胸的肋骨、后背的肋骨、脊柱，腰的脊柱，腰椎啊胸椎腰椎，盆骨、骨盆，我们讲八牢背后（原转写如此，存疑）的那个尾椎骨，大腿骨……就是脚掌脚趾。你感觉那个肉跟骨头分离、筋腱分离，中间是一个骨架，肌肉筋腱呢，分开一点点，这样全身都能感受到那个。</w:t>
             </w:r>
           </w:p>
         </w:tc>
@@ -6097,7 +6097,7 @@
                 <w:color w:val="333333"/>
                 <w:sz w:val="22"/>
               </w:rPr>
-              <w:t>[00:09:00.580] 肌肉、筋腱、骨头，骨头里面有骨髓。你可以体会那个脊柱上的骨髓，然后手臂骨、大腿骨里面的骨髓。在活体（原转写作"在活泼的情况下"，存疑）它们都是红色的。然后是肾脏（原转写作"然后会肾在"）。肾脏（原转写作"肾战"）呢，在我们的肚脐对过去（的）后面的上方一点点，肋骨尾巴骨下大概有一半（原转写如此，存疑），两边的肾脏（原转写作"圣战"）。肌肉、筋腱、骨头、骨髓、肾，同时感受一下。再把下面一组：头发、体毛（转写作"腿毛"）、指甲（转写作"骨甲"）、牙齿、皮肤，肌肉、筋腱、骨头、骨髓、肾，放手感受一下，给它撑开，（它）是一堆、可以完整地看到，然后再往里面（看）也可以。</w:t>
+              <w:t>[00:09:00.580] 肌肉、筋腱、骨头，骨头里面有骨髓。你可以体会那个脊柱上的骨髓，然后手臂骨、大腿骨里面的骨髓。在活体它们都是红色的。然后是肾脏。肾脏呢，在我们的肚脐对过去（的）后面的上方一点点，肋骨尾巴骨下大概有一半（原转写如此，存疑），两边的肾脏。肌肉、筋腱、骨头、骨髓、肾，同时感受一下。再把下面一组：头发、体毛、指甲、牙齿、皮肤，肌肉、筋腱、骨头、骨髓、肾，放手感受一下，给它撑开，（它）是一堆、可以完整地看到，然后再往里面（看）也可以。</w:t>
             </w:r>
           </w:p>
         </w:tc>
@@ -6145,7 +6145,7 @@
                 <w:color w:val="333333"/>
                 <w:sz w:val="22"/>
               </w:rPr>
-              <w:t>[00:10:46.640] 前胸偏左，一个心脏。然后是下方的肝脏（转写作"单杠"），从右边一直延伸到左边，两叶（转写作"两页"）。肝脏（原转写作"看淡"）是暗黄色的。膜呢，你看心包，心脏外面包一层包膜；肾脏，两个肾脏也包了一层包膜；然后皮肤跟肌肉之间呢，有一层膜（转写作"魔"）。然后是脾脏。脾脏在心脏下方、胃的上方，在左边这个位置，藏在心、肝、胃的交界的一个地方。然后是肺，肺（泡）充满了胸部。基本上这一组都在器官内部：心、肝、膜、脾、肺。合起来一起感受一下。</w:t>
+              <w:t>[00:10:46.640] 前胸偏左，一个心脏。然后是下方的肝脏，从右边一直延伸到左边，两叶。肝脏是暗黄色的。膜呢，你看心包，心脏外面包一层包膜；肾脏，两个肾脏也包了一层包膜；然后皮肤跟肌肉之间呢，有一层膜。然后是脾脏。脾脏在心脏下方、胃的上方，在左边这个位置，藏在心、肝、胃的交界的一个地方。然后是肺，肺（泡）充满了胸部。基本上这一组都在器官内部：心、肝、膜、脾、肺。合起来一起感受一下。</w:t>
             </w:r>
           </w:p>
         </w:tc>
@@ -6193,7 +6193,7 @@
                 <w:color w:val="333333"/>
                 <w:sz w:val="22"/>
               </w:rPr>
-              <w:t>[00:12:36.840] 然后（原转写作"床头"，实为"从头"）从头：头发、体毛、指甲、牙齿、皮肤，肌肉、筋腱、骨头，骨髓、肾（原转写作"骨髓算"），心、肝（原转写作"天干"）、膜、脾（转写作"皮"），同时感受一下，专注。再往下是肠：小肠、大肠（转写作"大寒"），肠间膜（转写作"肠结膜"）有状的东西；然后是胃中物（转写作"微生物"）——胃里的没有完全消化的食物；然后是粪便（转写作"色"），就是肛门以上。（在结肠处觉察，原转写作"数觉察"）——就是左边啊，肛门以上、腹股沟顺着上来的那一段，去觉察，那里有很多粪便。</w:t>
+              <w:t>[00:12:36.840] 然后从头：头发、体毛、指甲、牙齿、皮肤，肌肉、筋腱、骨头，骨髓、肾，心、肝、膜、脾，同时感受一下，专注。再往下是肠：小肠、大肠，肠间膜有状的东西；然后是胃中物——胃里的没有完全消化的食物；然后是粪便，就是肛门以上。——就是左边啊，肛门以上、腹股沟顺着上来的那一段，去觉察，那里有很多粪便。</w:t>
             </w:r>
           </w:p>
         </w:tc>
@@ -6241,7 +6241,7 @@
                 <w:color w:val="333333"/>
                 <w:sz w:val="22"/>
               </w:rPr>
-              <w:t>[00:14:12.900] 然后是脑——大脑、脑髓。肠、肠间膜（转写作"肠粘膜"）、胃中物（转写作"胃生物"）、粪便、尿（原转写为"B.鸟挠"，已核订正），（这些）五个一起看一下，感受一下。这些是固态的、地界为主的身分（转写作"身高"）。合起来（转写作"喝起来"）感觉：头发、体毛、指甲、牙齿、皮肤；撑开（看）肌肉、筋腱（转写作"进线"）、骨头、骨髓、肾；心脏（原转写作"改成开心"，存疑）、肝（转写作"干"）、膜（转写作"魔"）、脾（转写作"皮"）。</w:t>
+              <w:t>[00:14:12.900] 然后是脑——大脑、脑髓。肠、肠间膜、胃中物、粪便、尿，（这些）五个一起看一下，感受一下。这些是固态的、地界为主的身分。合起来感觉：头发、体毛、指甲、牙齿、皮肤；撑开（看）肌肉、筋腱、骨头、骨髓、肾；心脏、肝、膜、脾。</w:t>
             </w:r>
           </w:p>
         </w:tc>
@@ -6289,7 +6289,7 @@
                 <w:color w:val="333333"/>
                 <w:sz w:val="22"/>
               </w:rPr>
-              <w:t>[00:15:18.060] 再往下（看，转写作"查"）。肠间膜（转写作"肠粘膜"）、胃中物、粪便、脑。胆汁（原转写作"好打汁"）——右边肝脏的下方。气管下面到肺部，有那个痰（转写作"咧咧的糖"），有的是白的，有的是黄的。身体感冒，风寒（的时候）就是白（的），风热（的时候）就是黄（的）（原转写语序"风热了就等于白，风寒了就是……风热的就是黄"混乱，按上下文义整理，存疑）。风（寒）的呢（原转写作"凤凰呢"），就是白（的）。</w:t>
+              <w:t>[00:15:18.060] 再往下。肠间膜、胃中物、粪便、脑。胆汁——右边肝脏的下方。气管下面到肺部，有那个痰，有的是白的，有的是黄的。身体感冒，风寒（的时候）就是白（的），风热（的时候）就是黄（的）。风（寒）的呢，就是白（的）。</w:t>
             </w:r>
           </w:p>
         </w:tc>
@@ -6337,7 +6337,7 @@
                 <w:color w:val="333333"/>
                 <w:sz w:val="22"/>
               </w:rPr>
-              <w:t>[00:16:10.380] 脓呢，就想着过去曾经化脓（原转写作"化龙"）的那个白白的那个样子，应该大部分的人都（经）历（原转写作"画"）过了。</w:t>
+              <w:t>[00:16:10.380] 脓呢，就想着过去曾经化脓的那个白白的那个样子，应该大部分的人都（经）历过了。</w:t>
             </w:r>
           </w:p>
         </w:tc>
@@ -6385,7 +6385,7 @@
                 <w:color w:val="333333"/>
                 <w:sz w:val="22"/>
               </w:rPr>
-              <w:t>[00:16:28.320] 血液——（心脏）发出和回收（原转写此处有"谢谢大家的眷顾。到现在"一句，转写乱，无法校对，从略），全身所有的血管、毛细血管都是血液，就是全身其实都是血液充满——红色，臭的、腥味儿。然后是汗，体会一下我们流汗的时候那个汗。然后是脂肪，体会一下肚皮皮肤下面有很多脂肪，有些人在臀部和大腿（部）有很多脂肪。然后（把）胆汁（原转写作"把反之"，存疑）、痰（转写作"唐"）、脓、血、脂肪，同时感受一下。血是（循环）遍全身的（原转写作"血是变成全身的"，存疑）。胆囊（原转写作"胆弓"）在肝（脏）的右下方。脓就是过去化脓（伤）的（那个样子）（原转写作"龙就是过去化脓的"）。</w:t>
+              <w:t>[00:16:28.320] 血液——（心脏）发出和回收，全身所有的血管、毛细血管都是血液，就是全身其实都是血液充满——红色，臭的、腥味儿。然后是汗，体会一下我们流汗的时候那个汗。然后是脂肪，体会一下肚皮皮肤下面有很多脂肪，有些人在臀部和大腿（部）有很多脂肪。然后（把）胆汁、痰、脓、血、脂肪，同时感受一下。血是（循环）遍全身的。胆囊在肝（脏）的右下方。脓就是过去化脓（伤）的（那个样子）。</w:t>
             </w:r>
           </w:p>
         </w:tc>
@@ -6433,7 +6433,7 @@
                 <w:color w:val="333333"/>
                 <w:sz w:val="22"/>
               </w:rPr>
-              <w:t>[00:19:25.000] （最后一组，原转写开头乱，存疑）：眼泪、膏脂（转写作"高知"）。膏脂就是脸上和身体（表面）那个油，从毛孔里冒出来的油脂。鼻涕，（是往外流的，）没有留在鼻腔里面（原转写"虽然没有留在鼻腔里面，有"）。唾液，口腔里的唾液。关节滑液，每个关节里面、每个关节中间都有那个黄色的滑液。最后是膀胱里的尿（原转写作"主要是膀胱里的尿"）。好，全身把体毛（转写作"羽毛"）、指甲、牙齿、皮肤合起来，感受一下，撑开（转写作"重开"，存疑），里面有肌肉、筋腱、骨头、骨髓。</w:t>
+              <w:t>[00:19:25.000] （最后一组，原转写开头乱，存疑）：眼泪、膏脂。膏脂就是脸上和身体（表面）那个油，从毛孔里冒出来的油脂。鼻涕，（是往外流的，）没有留在鼻腔里面。唾液，口腔里的唾液。关节滑液，每个关节里面、每个关节中间都有那个黄色的滑液。最后是膀胱里的尿。好，全身把体毛、指甲、牙齿、皮肤合起来，感受一下，撑开，里面有肌肉、筋腱、骨头、骨髓。</w:t>
             </w:r>
           </w:p>
         </w:tc>
